--- a/03_Outputs/final scripts/ru/Module 2/2.1.0-ru.docx
+++ b/03_Outputs/final scripts/ru/Module 2/2.1.0-ru.docx
@@ -14,12 +14,12 @@
     </w:p>
     <w:p>
       <w:r>
-        <w:t xml:space="preserve">Мы обсудим шесть аспектов, которые следует учитывать при рассмотрении доступа к энергии и энергетической бедности. Они включают — доступность, достаточность, надежность, доступность по цене, безопасность и совместимость с низким уровнем выбросов углерода. Также мы рассмотрим коренные причины энергетической бедности, такие как неэффективность, высокие цены, политическая нестабильность и другие.  </w:t>
+        <w:t xml:space="preserve">Мы обсудим шесть аспектов, которые следует учитывать при рассмотрении доступа к энергии и энергетической бедности. Это — доступность, достаточность, надежность, доступность по цене, безопасность и совместимость с низким уровнем выбросов углерода. Также мы рассмотрим коренные причины энергетической бедности, такие как неэффективность, высокие цены, политическая нестабильность и другие.  </w:t>
       </w:r>
     </w:p>
     <w:p>
       <w:r>
-        <w:t xml:space="preserve">Понимание этих основных концепций крайне важно, потому что энергия тесно связана с социальным и экономическим укладом общества. Она выступает в роли катализатора прав человека, способствует экономическому развитию, улучшает сельскохозяйственные показатели и продвигает гендерное равенство.  </w:t>
+        <w:t xml:space="preserve">Понимание этих основных концепций крайне важно, потому что энергия тесно связана с социальным и экономическим укладом общества. Она выступает в роли катализатора для прав человека, способствует экономическому развитию, улучшает сельскохозяйственные показатели и продвигает гендерное равенство.  </w:t>
       </w:r>
     </w:p>
     <w:p>
